--- a/BasicC/Memorylayout/memory allocation.docx
+++ b/BasicC/Memorylayout/memory allocation.docx
@@ -281,7 +281,7 @@
           <w:szCs w:val="24"/>
         </w:rPr>
         <w:pict>
-          <v:rect id="_x0000_i1035" style="width:0;height:1.5pt" o:hralign="center" o:hrstd="t" o:hr="t" fillcolor="#a0a0a0" stroked="f"/>
+          <v:rect id="_x0000_i1025" style="width:0;height:1.5pt" o:hralign="center" o:hrstd="t" o:hr="t" fillcolor="#a0a0a0" stroked="f"/>
         </w:pict>
       </w:r>
     </w:p>
@@ -444,8 +444,6 @@
           <w:szCs w:val="24"/>
         </w:rPr>
       </w:pPr>
-      <w:bookmarkStart w:id="0" w:name="_GoBack"/>
-      <w:bookmarkEnd w:id="0"/>
     </w:p>
     <w:p>
       <w:pPr>
@@ -997,7 +995,7 @@
           <w:szCs w:val="24"/>
         </w:rPr>
         <w:pict>
-          <v:rect id="_x0000_i1033" style="width:0;height:1.5pt" o:hralign="center" o:hrstd="t" o:hr="t" fillcolor="#a0a0a0" stroked="f"/>
+          <v:rect id="_x0000_i1026" style="width:0;height:1.5pt" o:hralign="center" o:hrstd="t" o:hr="t" fillcolor="#a0a0a0" stroked="f"/>
         </w:pict>
       </w:r>
     </w:p>
@@ -1199,7 +1197,7 @@
           <w:szCs w:val="24"/>
         </w:rPr>
         <w:pict>
-          <v:rect id="_x0000_i1034" style="width:0;height:1.5pt" o:hralign="center" o:hrstd="t" o:hr="t" fillcolor="#a0a0a0" stroked="f"/>
+          <v:rect id="_x0000_i1027" style="width:0;height:1.5pt" o:hralign="center" o:hrstd="t" o:hr="t" fillcolor="#a0a0a0" stroked="f"/>
         </w:pict>
       </w:r>
     </w:p>
@@ -2245,7 +2243,7 @@
     <w:p>
       <w:r>
         <w:pict>
-          <v:rect id="_x0000_i1025" style="width:0;height:1.5pt" o:hralign="center" o:hrstd="t" o:hr="t" fillcolor="#a0a0a0" stroked="f"/>
+          <v:rect id="_x0000_i1028" style="width:0;height:1.5pt" o:hralign="center" o:hrstd="t" o:hr="t" fillcolor="#a0a0a0" stroked="f"/>
         </w:pict>
       </w:r>
     </w:p>
@@ -2582,7 +2580,7 @@
     <w:p>
       <w:r>
         <w:pict>
-          <v:rect id="_x0000_i1026" style="width:0;height:1.5pt" o:hralign="center" o:hrstd="t" o:hr="t" fillcolor="#a0a0a0" stroked="f"/>
+          <v:rect id="_x0000_i1029" style="width:0;height:1.5pt" o:hralign="center" o:hrstd="t" o:hr="t" fillcolor="#a0a0a0" stroked="f"/>
         </w:pict>
       </w:r>
     </w:p>
@@ -2918,7 +2916,7 @@
       </w:pPr>
       <w:r>
         <w:pict>
-          <v:rect id="_x0000_i1027" style="width:0;height:1.5pt" o:hralign="center" o:hrstd="t" o:hr="t" fillcolor="#a0a0a0" stroked="f"/>
+          <v:rect id="_x0000_i1030" style="width:0;height:1.5pt" o:hralign="center" o:hrstd="t" o:hr="t" fillcolor="#a0a0a0" stroked="f"/>
         </w:pict>
       </w:r>
     </w:p>
@@ -3173,7 +3171,7 @@
     <w:p>
       <w:r>
         <w:pict>
-          <v:rect id="_x0000_i1028" style="width:0;height:1.5pt" o:hralign="center" o:hrstd="t" o:hr="t" fillcolor="#a0a0a0" stroked="f"/>
+          <v:rect id="_x0000_i1031" style="width:0;height:1.5pt" o:hralign="center" o:hrstd="t" o:hr="t" fillcolor="#a0a0a0" stroked="f"/>
         </w:pict>
       </w:r>
     </w:p>
@@ -3267,7 +3265,7 @@
     <w:p>
       <w:r>
         <w:pict>
-          <v:rect id="_x0000_i1029" style="width:0;height:1.5pt" o:hralign="center" o:hrstd="t" o:hr="t" fillcolor="#a0a0a0" stroked="f"/>
+          <v:rect id="_x0000_i1032" style="width:0;height:1.5pt" o:hralign="center" o:hrstd="t" o:hr="t" fillcolor="#a0a0a0" stroked="f"/>
         </w:pict>
       </w:r>
     </w:p>
@@ -3320,7 +3318,7 @@
     <w:p>
       <w:r>
         <w:pict>
-          <v:rect id="_x0000_i1030" style="width:0;height:1.5pt" o:hralign="center" o:hrstd="t" o:hr="t" fillcolor="#a0a0a0" stroked="f"/>
+          <v:rect id="_x0000_i1033" style="width:0;height:1.5pt" o:hralign="center" o:hrstd="t" o:hr="t" fillcolor="#a0a0a0" stroked="f"/>
         </w:pict>
       </w:r>
     </w:p>
@@ -3457,7 +3455,7 @@
       </w:pPr>
       <w:r>
         <w:pict>
-          <v:rect id="_x0000_i1031" style="width:0;height:1.5pt" o:hralign="center" o:hrstd="t" o:hr="t" fillcolor="#a0a0a0" stroked="f"/>
+          <v:rect id="_x0000_i1034" style="width:0;height:1.5pt" o:hralign="center" o:hrstd="t" o:hr="t" fillcolor="#a0a0a0" stroked="f"/>
         </w:pict>
       </w:r>
     </w:p>
@@ -3569,7 +3567,7 @@
       </w:pPr>
       <w:r>
         <w:pict>
-          <v:rect id="_x0000_i1032" style="width:0;height:1.5pt" o:hralign="center" o:hrstd="t" o:hr="t" fillcolor="#a0a0a0" stroked="f"/>
+          <v:rect id="_x0000_i1035" style="width:0;height:1.5pt" o:hralign="center" o:hrstd="t" o:hr="t" fillcolor="#a0a0a0" stroked="f"/>
         </w:pict>
       </w:r>
     </w:p>
@@ -3677,6 +3675,7 @@
       <w:r>
         <w:rPr>
           <w:rFonts w:ascii="Times New Roman" w:eastAsia="Times New Roman" w:hAnsi="Times New Roman" w:cs="Times New Roman"/>
+          <w:noProof/>
           <w:sz w:val="24"/>
           <w:szCs w:val="24"/>
         </w:rPr>
@@ -3970,6 +3969,7 @@
       <w:r>
         <w:rPr>
           <w:rFonts w:ascii="Times New Roman" w:eastAsia="Times New Roman" w:hAnsi="Times New Roman" w:cs="Times New Roman"/>
+          <w:noProof/>
           <w:sz w:val="24"/>
           <w:szCs w:val="24"/>
         </w:rPr>
@@ -4022,6 +4022,7 @@
       <w:r>
         <w:rPr>
           <w:rFonts w:ascii="Times New Roman" w:eastAsia="Times New Roman" w:hAnsi="Times New Roman" w:cs="Times New Roman"/>
+          <w:noProof/>
           <w:sz w:val="24"/>
           <w:szCs w:val="24"/>
         </w:rPr>
@@ -5328,6 +5329,295 @@
     </w:p>
     <w:p>
       <w:pPr>
+        <w:pStyle w:val="ListParagraph"/>
+        <w:numPr>
+          <w:ilvl w:val="0"/>
+          <w:numId w:val="5"/>
+        </w:numPr>
+        <w:spacing w:before="100" w:beforeAutospacing="1" w:after="100" w:afterAutospacing="1" w:line="240" w:lineRule="auto"/>
+        <w:rPr>
+          <w:rFonts w:ascii="Times New Roman" w:eastAsia="Times New Roman" w:hAnsi="Times New Roman" w:cs="Times New Roman"/>
+          <w:sz w:val="24"/>
+          <w:szCs w:val="24"/>
+        </w:rPr>
+      </w:pPr>
+      <w:r>
+        <w:rPr>
+          <w:rFonts w:ascii="Times New Roman" w:eastAsia="Times New Roman" w:hAnsi="Times New Roman" w:cs="Times New Roman"/>
+          <w:sz w:val="24"/>
+          <w:szCs w:val="24"/>
+        </w:rPr>
+        <w:t xml:space="preserve">Nếu đối số truyền cho </w:t>
+      </w:r>
+      <w:proofErr w:type="gramStart"/>
+      <w:r>
+        <w:rPr>
+          <w:rFonts w:ascii="Courier New" w:eastAsia="Times New Roman" w:hAnsi="Courier New" w:cs="Courier New"/>
+          <w:sz w:val="20"/>
+          <w:szCs w:val="20"/>
+        </w:rPr>
+        <w:t>free(</w:t>
+      </w:r>
+      <w:proofErr w:type="gramEnd"/>
+      <w:r>
+        <w:rPr>
+          <w:rFonts w:ascii="Courier New" w:eastAsia="Times New Roman" w:hAnsi="Courier New" w:cs="Courier New"/>
+          <w:sz w:val="20"/>
+          <w:szCs w:val="20"/>
+        </w:rPr>
+        <w:t>)</w:t>
+      </w:r>
+      <w:r>
+        <w:rPr>
+          <w:rFonts w:ascii="Times New Roman" w:eastAsia="Times New Roman" w:hAnsi="Times New Roman" w:cs="Times New Roman"/>
+          <w:sz w:val="24"/>
+          <w:szCs w:val="24"/>
+        </w:rPr>
+        <w:t xml:space="preserve"> là một </w:t>
+      </w:r>
+      <w:r>
+        <w:rPr>
+          <w:rFonts w:ascii="Times New Roman" w:eastAsia="Times New Roman" w:hAnsi="Times New Roman" w:cs="Times New Roman"/>
+          <w:b/>
+          <w:bCs/>
+          <w:sz w:val="24"/>
+          <w:szCs w:val="24"/>
+        </w:rPr>
+        <w:t>NULL pointer</w:t>
+      </w:r>
+      <w:r>
+        <w:rPr>
+          <w:rFonts w:ascii="Times New Roman" w:eastAsia="Times New Roman" w:hAnsi="Times New Roman" w:cs="Times New Roman"/>
+          <w:sz w:val="24"/>
+          <w:szCs w:val="24"/>
+        </w:rPr>
+        <w:t xml:space="preserve">, thì lời gọi đó sẽ </w:t>
+      </w:r>
+      <w:r>
+        <w:rPr>
+          <w:rFonts w:ascii="Times New Roman" w:eastAsia="Times New Roman" w:hAnsi="Times New Roman" w:cs="Times New Roman"/>
+          <w:b/>
+          <w:bCs/>
+          <w:sz w:val="24"/>
+          <w:szCs w:val="24"/>
+        </w:rPr>
+        <w:t>không làm gì cả</w:t>
+      </w:r>
+      <w:r>
+        <w:rPr>
+          <w:rFonts w:ascii="Times New Roman" w:eastAsia="Times New Roman" w:hAnsi="Times New Roman" w:cs="Times New Roman"/>
+          <w:sz w:val="24"/>
+          <w:szCs w:val="24"/>
+        </w:rPr>
+        <w:t>.</w:t>
+      </w:r>
+      <w:r>
+        <w:rPr>
+          <w:rFonts w:ascii="Times New Roman" w:eastAsia="Times New Roman" w:hAnsi="Times New Roman" w:cs="Times New Roman"/>
+          <w:sz w:val="24"/>
+          <w:szCs w:val="24"/>
+        </w:rPr>
+        <w:br/>
+        <w:t xml:space="preserve">Nói cách khác, truyền </w:t>
+      </w:r>
+      <w:r>
+        <w:rPr>
+          <w:rFonts w:ascii="Times New Roman" w:eastAsia="Times New Roman" w:hAnsi="Times New Roman" w:cs="Times New Roman"/>
+          <w:b/>
+          <w:bCs/>
+          <w:sz w:val="24"/>
+          <w:szCs w:val="24"/>
+        </w:rPr>
+        <w:t>NULL pointer</w:t>
+      </w:r>
+      <w:r>
+        <w:rPr>
+          <w:rFonts w:ascii="Times New Roman" w:eastAsia="Times New Roman" w:hAnsi="Times New Roman" w:cs="Times New Roman"/>
+          <w:sz w:val="24"/>
+          <w:szCs w:val="24"/>
+        </w:rPr>
+        <w:t xml:space="preserve"> cho </w:t>
+      </w:r>
+      <w:proofErr w:type="gramStart"/>
+      <w:r>
+        <w:rPr>
+          <w:rFonts w:ascii="Courier New" w:eastAsia="Times New Roman" w:hAnsi="Courier New" w:cs="Courier New"/>
+          <w:sz w:val="20"/>
+          <w:szCs w:val="20"/>
+        </w:rPr>
+        <w:t>free(</w:t>
+      </w:r>
+      <w:proofErr w:type="gramEnd"/>
+      <w:r>
+        <w:rPr>
+          <w:rFonts w:ascii="Courier New" w:eastAsia="Times New Roman" w:hAnsi="Courier New" w:cs="Courier New"/>
+          <w:sz w:val="20"/>
+          <w:szCs w:val="20"/>
+        </w:rPr>
+        <w:t>)</w:t>
+      </w:r>
+      <w:r>
+        <w:rPr>
+          <w:rFonts w:ascii="Times New Roman" w:eastAsia="Times New Roman" w:hAnsi="Times New Roman" w:cs="Times New Roman"/>
+          <w:sz w:val="24"/>
+          <w:szCs w:val="24"/>
+        </w:rPr>
+        <w:t xml:space="preserve"> </w:t>
+      </w:r>
+      <w:r>
+        <w:rPr>
+          <w:rFonts w:ascii="Times New Roman" w:eastAsia="Times New Roman" w:hAnsi="Times New Roman" w:cs="Times New Roman"/>
+          <w:b/>
+          <w:bCs/>
+          <w:sz w:val="24"/>
+          <w:szCs w:val="24"/>
+        </w:rPr>
+        <w:t>không phải là lỗi</w:t>
+      </w:r>
+      <w:r>
+        <w:rPr>
+          <w:rFonts w:ascii="Times New Roman" w:eastAsia="Times New Roman" w:hAnsi="Times New Roman" w:cs="Times New Roman"/>
+          <w:sz w:val="24"/>
+          <w:szCs w:val="24"/>
+        </w:rPr>
+        <w:t>.</w:t>
+      </w:r>
+    </w:p>
+    <w:p>
+      <w:pPr>
+        <w:pStyle w:val="ListParagraph"/>
+        <w:numPr>
+          <w:ilvl w:val="0"/>
+          <w:numId w:val="5"/>
+        </w:numPr>
+        <w:spacing w:before="100" w:beforeAutospacing="1" w:after="100" w:afterAutospacing="1" w:line="240" w:lineRule="auto"/>
+        <w:rPr>
+          <w:rFonts w:ascii="Times New Roman" w:eastAsia="Times New Roman" w:hAnsi="Times New Roman" w:cs="Times New Roman"/>
+          <w:sz w:val="24"/>
+          <w:szCs w:val="24"/>
+        </w:rPr>
+      </w:pPr>
+      <w:r>
+        <w:rPr>
+          <w:rFonts w:ascii="Times New Roman" w:eastAsia="Times New Roman" w:hAnsi="Times New Roman" w:cs="Times New Roman"/>
+          <w:sz w:val="24"/>
+          <w:szCs w:val="24"/>
+        </w:rPr>
+        <w:t xml:space="preserve">Việc tiếp tục sử dụng </w:t>
+      </w:r>
+      <w:r>
+        <w:rPr>
+          <w:rFonts w:ascii="Courier New" w:eastAsia="Times New Roman" w:hAnsi="Courier New" w:cs="Courier New"/>
+          <w:sz w:val="20"/>
+          <w:szCs w:val="20"/>
+        </w:rPr>
+        <w:t>ptr</w:t>
+      </w:r>
+      <w:r>
+        <w:rPr>
+          <w:rFonts w:ascii="Times New Roman" w:eastAsia="Times New Roman" w:hAnsi="Times New Roman" w:cs="Times New Roman"/>
+          <w:sz w:val="24"/>
+          <w:szCs w:val="24"/>
+        </w:rPr>
+        <w:t xml:space="preserve"> sau khi gọi </w:t>
+      </w:r>
+      <w:proofErr w:type="gramStart"/>
+      <w:r>
+        <w:rPr>
+          <w:rFonts w:ascii="Courier New" w:eastAsia="Times New Roman" w:hAnsi="Courier New" w:cs="Courier New"/>
+          <w:sz w:val="20"/>
+          <w:szCs w:val="20"/>
+        </w:rPr>
+        <w:t>free(</w:t>
+      </w:r>
+      <w:proofErr w:type="gramEnd"/>
+      <w:r>
+        <w:rPr>
+          <w:rFonts w:ascii="Courier New" w:eastAsia="Times New Roman" w:hAnsi="Courier New" w:cs="Courier New"/>
+          <w:sz w:val="20"/>
+          <w:szCs w:val="20"/>
+        </w:rPr>
+        <w:t>)</w:t>
+      </w:r>
+      <w:r>
+        <w:rPr>
+          <w:rFonts w:ascii="Times New Roman" w:eastAsia="Times New Roman" w:hAnsi="Times New Roman" w:cs="Times New Roman"/>
+          <w:sz w:val="24"/>
+          <w:szCs w:val="24"/>
+        </w:rPr>
+        <w:t xml:space="preserve"> — ví dụ truyền nó cho </w:t>
+      </w:r>
+      <w:r>
+        <w:rPr>
+          <w:rFonts w:ascii="Courier New" w:eastAsia="Times New Roman" w:hAnsi="Courier New" w:cs="Courier New"/>
+          <w:sz w:val="20"/>
+          <w:szCs w:val="20"/>
+        </w:rPr>
+        <w:t>free()</w:t>
+      </w:r>
+      <w:r>
+        <w:rPr>
+          <w:rFonts w:ascii="Times New Roman" w:eastAsia="Times New Roman" w:hAnsi="Times New Roman" w:cs="Times New Roman"/>
+          <w:sz w:val="24"/>
+          <w:szCs w:val="24"/>
+        </w:rPr>
+        <w:t xml:space="preserve"> lần thứ hai — là </w:t>
+      </w:r>
+      <w:r>
+        <w:rPr>
+          <w:rFonts w:ascii="Times New Roman" w:eastAsia="Times New Roman" w:hAnsi="Times New Roman" w:cs="Times New Roman"/>
+          <w:b/>
+          <w:bCs/>
+          <w:sz w:val="24"/>
+          <w:szCs w:val="24"/>
+        </w:rPr>
+        <w:t>một lỗi</w:t>
+      </w:r>
+      <w:r>
+        <w:rPr>
+          <w:rFonts w:ascii="Times New Roman" w:eastAsia="Times New Roman" w:hAnsi="Times New Roman" w:cs="Times New Roman"/>
+          <w:sz w:val="24"/>
+          <w:szCs w:val="24"/>
+        </w:rPr>
+        <w:t xml:space="preserve"> và có thể dẫn đến các kết quả </w:t>
+      </w:r>
+      <w:r>
+        <w:rPr>
+          <w:rFonts w:ascii="Times New Roman" w:eastAsia="Times New Roman" w:hAnsi="Times New Roman" w:cs="Times New Roman"/>
+          <w:b/>
+          <w:bCs/>
+          <w:sz w:val="24"/>
+          <w:szCs w:val="24"/>
+        </w:rPr>
+        <w:t>không thể đoán trước</w:t>
+      </w:r>
+      <w:r>
+        <w:rPr>
+          <w:rFonts w:ascii="Times New Roman" w:eastAsia="Times New Roman" w:hAnsi="Times New Roman" w:cs="Times New Roman"/>
+          <w:sz w:val="24"/>
+          <w:szCs w:val="24"/>
+        </w:rPr>
+        <w:t>.</w:t>
+      </w:r>
+    </w:p>
+    <w:p>
+      <w:pPr>
+        <w:numPr>
+          <w:ilvl w:val="0"/>
+          <w:numId w:val="5"/>
+        </w:numPr>
+        <w:spacing w:before="100" w:beforeAutospacing="1" w:after="100" w:afterAutospacing="1" w:line="240" w:lineRule="auto"/>
+        <w:rPr>
+          <w:rFonts w:ascii="Times New Roman" w:eastAsia="Times New Roman" w:hAnsi="Times New Roman" w:cs="Times New Roman"/>
+          <w:sz w:val="24"/>
+          <w:szCs w:val="24"/>
+        </w:rPr>
+      </w:pPr>
+      <w:bookmarkStart w:id="0" w:name="_GoBack"/>
+      <w:bookmarkEnd w:id="0"/>
+    </w:p>
+    <w:p>
+      <w:pPr>
         <w:spacing w:before="100" w:beforeAutospacing="1" w:after="100" w:afterAutospacing="1" w:line="240" w:lineRule="auto"/>
         <w:outlineLvl w:val="0"/>
         <w:rPr>
@@ -5519,6 +5809,7 @@
           <w:sz w:val="20"/>
           <w:szCs w:val="20"/>
         </w:rPr>
+        <w:lastRenderedPageBreak/>
         <w:t>mtrace(</w:t>
       </w:r>
       <w:proofErr w:type="gramEnd"/>
@@ -5638,16 +5929,7 @@
           <w:sz w:val="24"/>
           <w:szCs w:val="24"/>
         </w:rPr>
-        <w:t xml:space="preserve"> sẽ được theo dõi và ghi vào file. Vì file kết </w:t>
-      </w:r>
-      <w:r>
-        <w:rPr>
-          <w:rFonts w:ascii="Times New Roman" w:eastAsia="Times New Roman" w:hAnsi="Times New Roman" w:cs="Times New Roman"/>
-          <w:sz w:val="24"/>
-          <w:szCs w:val="24"/>
-        </w:rPr>
-        <w:lastRenderedPageBreak/>
-        <w:t xml:space="preserve">quả không dễ đọc với con người, một script — cũng có tên là </w:t>
+        <w:t xml:space="preserve"> sẽ được theo dõi và ghi vào file. Vì file kết quả không dễ đọc với con người, một script — cũng có tên là </w:t>
       </w:r>
       <w:r>
         <w:rPr>
@@ -6560,6 +6842,7 @@
           <w:sz w:val="24"/>
           <w:szCs w:val="24"/>
         </w:rPr>
+        <w:lastRenderedPageBreak/>
         <w:t xml:space="preserve">thời gian chạy chậm hơn, </w:t>
       </w:r>
     </w:p>
@@ -6623,7 +6906,6 @@
           <w:sz w:val="24"/>
           <w:szCs w:val="24"/>
         </w:rPr>
-        <w:lastRenderedPageBreak/>
         <w:t>nên</w:t>
       </w:r>
       <w:proofErr w:type="gramEnd"/>
@@ -7331,6 +7613,7 @@
         <w:pStyle w:val="Heading1"/>
       </w:pPr>
       <w:r>
+        <w:lastRenderedPageBreak/>
         <w:t xml:space="preserve">Cấp phát bộ nhớ bằng </w:t>
       </w:r>
       <w:proofErr w:type="gramStart"/>
@@ -7400,7 +7683,6 @@
         <w:pStyle w:val="NormalWeb"/>
       </w:pPr>
       <w:r>
-        <w:lastRenderedPageBreak/>
         <w:t xml:space="preserve">Đối số </w:t>
       </w:r>
       <w:r>
@@ -7794,6 +8076,9 @@
         <w:pStyle w:val="pdq2pgselectionanchorcontainer"/>
       </w:pPr>
       <w:r>
+        <w:rPr>
+          <w:noProof/>
+        </w:rPr>
         <w:drawing>
           <wp:inline distT="0" distB="0" distL="0" distR="0" wp14:anchorId="5677354A" wp14:editId="2CB47559">
             <wp:extent cx="2181529" cy="1743318"/>
@@ -7885,7 +8170,6 @@
         <w:pStyle w:val="NormalWeb"/>
       </w:pPr>
       <w:r>
-        <w:lastRenderedPageBreak/>
         <w:t xml:space="preserve">Nếu block đang nằm ở </w:t>
       </w:r>
       <w:r>
@@ -8118,6 +8402,9 @@
     </w:p>
     <w:p>
       <w:r>
+        <w:rPr>
+          <w:noProof/>
+        </w:rPr>
         <w:drawing>
           <wp:inline distT="0" distB="0" distL="0" distR="0" wp14:anchorId="022D2FEF" wp14:editId="1E726D96">
             <wp:extent cx="2667372" cy="1305107"/>
@@ -8312,6 +8599,9 @@
         <w:t>) cũng là hàm cấp phát động nhưng là cấp phát trên stack, không được free() vì khi kết thúc hàm mà gọi alloca thì vùng đó sẽ được giải phóng lun bằng cách giải phóng hàm thông thường (trành memory leak). Không thể realloc, không được gọi thế này</w:t>
       </w:r>
       <w:r>
+        <w:rPr>
+          <w:noProof/>
+        </w:rPr>
         <w:drawing>
           <wp:inline distT="0" distB="0" distL="0" distR="0" wp14:anchorId="1131CD63" wp14:editId="4196FE58">
             <wp:extent cx="1637731" cy="321591"/>
@@ -8352,6 +8642,9 @@
         <w:t xml:space="preserve"> mà phải gọi thế này </w:t>
       </w:r>
       <w:r>
+        <w:rPr>
+          <w:noProof/>
+        </w:rPr>
         <w:drawing>
           <wp:inline distT="0" distB="0" distL="0" distR="0" wp14:anchorId="04D4E23E" wp14:editId="66095715">
             <wp:extent cx="1221475" cy="832470"/>
@@ -12562,6 +12855,17 @@
     <w:basedOn w:val="DefaultParagraphFont"/>
     <w:rsid w:val="004B4A8E"/>
   </w:style>
+  <w:style w:type="paragraph" w:styleId="ListParagraph">
+    <w:name w:val="List Paragraph"/>
+    <w:basedOn w:val="Normal"/>
+    <w:uiPriority w:val="34"/>
+    <w:qFormat/>
+    <w:rsid w:val="00F843A6"/>
+    <w:pPr>
+      <w:ind w:left="720"/>
+      <w:contextualSpacing/>
+    </w:pPr>
+  </w:style>
 </w:styles>
 </file>
 
